--- a/entrevistas/Entrevistas-Minga-Consolidado.docx
+++ b/entrevistas/Entrevistas-Minga-Consolidado.docx
@@ -2137,6 +2137,17 @@
           <w:szCs w:val="18"/>
         </w:rPr>
         <w:t xml:space="preserve">Minga · Hackathon Stellar PULSO 2026 · Salta, Argentina 🇦🇷</w:t>
+      </w:r>
+    </w:p>
+    <w:p>
+      <w:pPr>
+        <w:spacing w:before="240"/>
+      </w:pPr>
+      <w:r>
+        <w:rPr>
+          <w:i/>
+        </w:rPr>
+        <w:t xml:space="preserve">Las tres entrevistadas dieron su consentimiento para que su testimonio y el nombre de su emprendimiento aparezcan en este documento, que es público.</w:t>
       </w:r>
     </w:p>
     <w:sectPr>
